--- a/ru/wisdom-stories/turtles-wrong-calculation.docx
+++ b/ru/wisdom-stories/turtles-wrong-calculation.docx
@@ -112,7 +112,7 @@
           <w:color w:val="9A7417"/>
           <w:sz w:val="22"/>
         </w:rPr>
-        <w:t xml:space="preserve">Мораль: </w:t>
+        <w:t>Мораль: Вы можете рассчитать любую трудность в жизни, но не людей с дурными намерениями. Пусть Аллах не позволит вам столкнуться с теми, кто мешает вам двигаться вперед, а с теми, кто вас поддерживает.</w:t>
       </w:r>
       <w:r>
         <w:rPr>
@@ -122,7 +122,6 @@
           <w:color w:val="3F3826"/>
           <w:sz w:val="22"/>
         </w:rPr>
-        <w:t>Вы можете рассчитать любую трудность в жизни, но не людей с дурными намерениями. Пусть Бог не позволит вам столкнуться с теми, кто мешает вам двигаться вперед, а с теми, кто вас поддерживает.</w:t>
       </w:r>
     </w:p>
     <w:p>
